--- a/Biblioteca/docs/documentoVisaoHistoria.docx
+++ b/Biblioteca/docs/documentoVisaoHistoria.docx
@@ -23,12 +23,6 @@
         <w:gridCol w:w="9638"/>
       </w:tblGrid>
       <w:tr>
-        <w:tblPrEx>
-          <w:tblCellMar>
-            <w:top w:w="0" w:type="dxa"/>
-            <w:bottom w:w="0" w:type="dxa"/>
-          </w:tblCellMar>
-        </w:tblPrEx>
         <w:tc>
           <w:tcPr>
             <w:tcW w:w="9638" w:type="dxa"/>
@@ -125,8 +119,6 @@
         </w:rPr>
         <w:t xml:space="preserve">e </w:t>
       </w:r>
-      <w:proofErr w:type="spellStart"/>
-      <w:proofErr w:type="gramStart"/>
       <w:r>
         <w:rPr>
           <w:i/>
@@ -135,10 +127,8 @@
           <w:sz w:val="30"/>
           <w:szCs w:val="30"/>
         </w:rPr>
-        <w:t>Historias</w:t>
-      </w:r>
-      <w:proofErr w:type="spellEnd"/>
-      <w:proofErr w:type="gramEnd"/>
+        <w:t>Histórias</w:t>
+      </w:r>
       <w:r>
         <w:rPr>
           <w:i/>
@@ -273,12 +263,6 @@
         <w:gridCol w:w="6939"/>
       </w:tblGrid>
       <w:tr>
-        <w:tblPrEx>
-          <w:tblCellMar>
-            <w:top w:w="0" w:type="dxa"/>
-            <w:bottom w:w="0" w:type="dxa"/>
-          </w:tblCellMar>
-        </w:tblPrEx>
         <w:tc>
           <w:tcPr>
             <w:tcW w:w="2699" w:type="dxa"/>
@@ -331,60 +315,12 @@
                 <w:sz w:val="20"/>
                 <w:szCs w:val="20"/>
               </w:rPr>
-              <w:t xml:space="preserve">Gabriel Viana de Carvalho </w:t>
-            </w:r>
-            <w:r>
-              <w:rPr>
-                <w:sz w:val="20"/>
-                <w:szCs w:val="20"/>
-              </w:rPr>
-              <w:t xml:space="preserve">| </w:t>
-            </w:r>
-            <w:r>
-              <w:rPr>
-                <w:sz w:val="20"/>
-                <w:szCs w:val="20"/>
-              </w:rPr>
-              <w:t>Breno de Siqueira Andrade</w:t>
-            </w:r>
-            <w:r>
-              <w:rPr>
-                <w:sz w:val="20"/>
-                <w:szCs w:val="20"/>
-              </w:rPr>
-              <w:t xml:space="preserve"> | </w:t>
-            </w:r>
-            <w:r>
-              <w:rPr>
-                <w:sz w:val="20"/>
-                <w:szCs w:val="20"/>
-              </w:rPr>
-              <w:t>Frederico Augusto Ferreira Araujo Ferraz</w:t>
-            </w:r>
-            <w:r>
-              <w:rPr>
-                <w:sz w:val="20"/>
-                <w:szCs w:val="20"/>
-              </w:rPr>
-              <w:t xml:space="preserve"> | </w:t>
-            </w:r>
-            <w:r>
-              <w:rPr>
-                <w:sz w:val="20"/>
-                <w:szCs w:val="20"/>
-              </w:rPr>
-              <w:t>Gustavo Brandão Farias</w:t>
+              <w:t>Gabriel Viana de Carvalho | Breno de Siqueira Andrade | Frederico Augusto Ferreira Araujo Ferraz | Gustavo Brandão Farias</w:t>
             </w:r>
           </w:p>
         </w:tc>
       </w:tr>
       <w:tr>
-        <w:tblPrEx>
-          <w:tblCellMar>
-            <w:top w:w="0" w:type="dxa"/>
-            <w:bottom w:w="0" w:type="dxa"/>
-          </w:tblCellMar>
-        </w:tblPrEx>
         <w:tc>
           <w:tcPr>
             <w:tcW w:w="2699" w:type="dxa"/>
@@ -446,26 +382,13 @@
             <w:vAlign w:val="center"/>
           </w:tcPr>
           <w:p>
-            <w:hyperlink r:id="rId5" w:history="1">
-              <w:r>
-                <w:rPr>
-                  <w:rStyle w:val="Hyperlink"/>
-                  <w:sz w:val="20"/>
-                  <w:szCs w:val="20"/>
-                </w:rPr>
-                <w:t>https://github.com/[usuario]/biblioteca</w:t>
-              </w:r>
-            </w:hyperlink>
+            <w:r>
+              <w:t>https://github.com/gabrielvianaa/SistemaBiblioteca-</w:t>
+            </w:r>
           </w:p>
         </w:tc>
       </w:tr>
       <w:tr>
-        <w:tblPrEx>
-          <w:tblCellMar>
-            <w:top w:w="0" w:type="dxa"/>
-            <w:bottom w:w="0" w:type="dxa"/>
-          </w:tblCellMar>
-        </w:tblPrEx>
         <w:tc>
           <w:tcPr>
             <w:tcW w:w="2699" w:type="dxa"/>
@@ -648,12 +571,6 @@
         <w:gridCol w:w="3213"/>
       </w:tblGrid>
       <w:tr>
-        <w:tblPrEx>
-          <w:tblCellMar>
-            <w:top w:w="0" w:type="dxa"/>
-            <w:bottom w:w="0" w:type="dxa"/>
-          </w:tblCellMar>
-        </w:tblPrEx>
         <w:trPr>
           <w:tblHeader/>
         </w:trPr>
@@ -763,12 +680,6 @@
         </w:tc>
       </w:tr>
       <w:tr>
-        <w:tblPrEx>
-          <w:tblCellMar>
-            <w:top w:w="0" w:type="dxa"/>
-            <w:bottom w:w="0" w:type="dxa"/>
-          </w:tblCellMar>
-        </w:tblPrEx>
         <w:tc>
           <w:tcPr>
             <w:tcW w:w="3213" w:type="dxa"/>
@@ -883,12 +794,6 @@
         </w:tc>
       </w:tr>
       <w:tr>
-        <w:tblPrEx>
-          <w:tblCellMar>
-            <w:top w:w="0" w:type="dxa"/>
-            <w:bottom w:w="0" w:type="dxa"/>
-          </w:tblCellMar>
-        </w:tblPrEx>
         <w:tc>
           <w:tcPr>
             <w:tcW w:w="3213" w:type="dxa"/>
@@ -1003,12 +908,6 @@
         </w:tc>
       </w:tr>
       <w:tr>
-        <w:tblPrEx>
-          <w:tblCellMar>
-            <w:top w:w="0" w:type="dxa"/>
-            <w:bottom w:w="0" w:type="dxa"/>
-          </w:tblCellMar>
-        </w:tblPrEx>
         <w:tc>
           <w:tcPr>
             <w:tcW w:w="3213" w:type="dxa"/>
@@ -1181,28 +1080,17 @@
         <w:spacing w:before="60" w:after="60"/>
       </w:pPr>
       <w:r>
-        <w:t>Autenticação</w:t>
-      </w:r>
-      <w:r>
-        <w:t xml:space="preserve"> com login/senha — </w:t>
-      </w:r>
-      <w:proofErr w:type="spellStart"/>
-      <w:proofErr w:type="gramStart"/>
-      <w:r>
-        <w:t>ate</w:t>
-      </w:r>
-      <w:proofErr w:type="spellEnd"/>
-      <w:proofErr w:type="gramEnd"/>
+        <w:t xml:space="preserve">Autenticação com login/senha — </w:t>
+      </w:r>
+      <w:r>
+        <w:t>até</w:t>
+      </w:r>
       <w:r>
         <w:t xml:space="preserve"> 3 tentativas, encerra </w:t>
       </w:r>
-      <w:proofErr w:type="spellStart"/>
-      <w:proofErr w:type="gramStart"/>
-      <w:r>
-        <w:t>apos</w:t>
-      </w:r>
-      <w:proofErr w:type="spellEnd"/>
-      <w:proofErr w:type="gramEnd"/>
+      <w:r>
+        <w:t>após</w:t>
+      </w:r>
       <w:r>
         <w:t xml:space="preserve"> exceder</w:t>
       </w:r>
@@ -1331,34 +1219,7 @@
         <w:spacing w:before="60" w:after="60"/>
       </w:pPr>
       <w:r>
-        <w:t>Histórico</w:t>
-      </w:r>
-      <w:r>
-        <w:t xml:space="preserve"> de </w:t>
-      </w:r>
-      <w:r>
-        <w:t>empréstimos</w:t>
-      </w:r>
-      <w:r>
-        <w:t xml:space="preserve"> por </w:t>
-      </w:r>
-      <w:r>
-        <w:t>usuário</w:t>
-      </w:r>
-      <w:r>
-        <w:t xml:space="preserve"> (LEITOR </w:t>
-      </w:r>
-      <w:r>
-        <w:t>vê</w:t>
-      </w:r>
-      <w:r>
-        <w:t xml:space="preserve"> apenas o </w:t>
-      </w:r>
-      <w:r>
-        <w:t>próprio</w:t>
-      </w:r>
-      <w:r>
-        <w:t>)</w:t>
+        <w:t>Histórico de empréstimos por usuário (LEITOR vê apenas o próprio)</w:t>
       </w:r>
     </w:p>
     <w:p>
@@ -1547,12 +1408,6 @@
         <w:gridCol w:w="8481"/>
       </w:tblGrid>
       <w:tr>
-        <w:tblPrEx>
-          <w:tblCellMar>
-            <w:top w:w="0" w:type="dxa"/>
-            <w:bottom w:w="0" w:type="dxa"/>
-          </w:tblCellMar>
-        </w:tblPrEx>
         <w:trPr>
           <w:tblHeader/>
         </w:trPr>
@@ -1627,12 +1482,6 @@
         </w:tc>
       </w:tr>
       <w:tr>
-        <w:tblPrEx>
-          <w:tblCellMar>
-            <w:top w:w="0" w:type="dxa"/>
-            <w:bottom w:w="0" w:type="dxa"/>
-          </w:tblCellMar>
-        </w:tblPrEx>
         <w:tc>
           <w:tcPr>
             <w:tcW w:w="1157" w:type="dxa"/>
@@ -1701,17 +1550,13 @@
               </w:rPr>
               <w:t xml:space="preserve"> com login e senha (</w:t>
             </w:r>
-            <w:proofErr w:type="spellStart"/>
-            <w:proofErr w:type="gramStart"/>
-            <w:r>
-              <w:rPr>
-                <w:sz w:val="20"/>
-                <w:szCs w:val="20"/>
-              </w:rPr>
-              <w:t>ate</w:t>
-            </w:r>
-            <w:proofErr w:type="spellEnd"/>
-            <w:proofErr w:type="gramEnd"/>
+            <w:r>
+              <w:rPr>
+                <w:sz w:val="20"/>
+                <w:szCs w:val="20"/>
+              </w:rPr>
+              <w:t>até</w:t>
+            </w:r>
             <w:r>
               <w:rPr>
                 <w:sz w:val="20"/>
@@ -1723,12 +1568,6 @@
         </w:tc>
       </w:tr>
       <w:tr>
-        <w:tblPrEx>
-          <w:tblCellMar>
-            <w:top w:w="0" w:type="dxa"/>
-            <w:bottom w:w="0" w:type="dxa"/>
-          </w:tblCellMar>
-        </w:tblPrEx>
         <w:tc>
           <w:tcPr>
             <w:tcW w:w="1157" w:type="dxa"/>
@@ -1787,12 +1626,6 @@
         </w:tc>
       </w:tr>
       <w:tr>
-        <w:tblPrEx>
-          <w:tblCellMar>
-            <w:top w:w="0" w:type="dxa"/>
-            <w:bottom w:w="0" w:type="dxa"/>
-          </w:tblCellMar>
-        </w:tblPrEx>
         <w:tc>
           <w:tcPr>
             <w:tcW w:w="1157" w:type="dxa"/>
@@ -1865,12 +1698,6 @@
         </w:tc>
       </w:tr>
       <w:tr>
-        <w:tblPrEx>
-          <w:tblCellMar>
-            <w:top w:w="0" w:type="dxa"/>
-            <w:bottom w:w="0" w:type="dxa"/>
-          </w:tblCellMar>
-        </w:tblPrEx>
         <w:tc>
           <w:tcPr>
             <w:tcW w:w="1157" w:type="dxa"/>
@@ -1943,12 +1770,6 @@
         </w:tc>
       </w:tr>
       <w:tr>
-        <w:tblPrEx>
-          <w:tblCellMar>
-            <w:top w:w="0" w:type="dxa"/>
-            <w:bottom w:w="0" w:type="dxa"/>
-          </w:tblCellMar>
-        </w:tblPrEx>
         <w:tc>
           <w:tcPr>
             <w:tcW w:w="1157" w:type="dxa"/>
@@ -2007,12 +1828,6 @@
         </w:tc>
       </w:tr>
       <w:tr>
-        <w:tblPrEx>
-          <w:tblCellMar>
-            <w:top w:w="0" w:type="dxa"/>
-            <w:bottom w:w="0" w:type="dxa"/>
-          </w:tblCellMar>
-        </w:tblPrEx>
         <w:tc>
           <w:tcPr>
             <w:tcW w:w="1157" w:type="dxa"/>
@@ -2087,12 +1902,6 @@
         </w:tc>
       </w:tr>
       <w:tr>
-        <w:tblPrEx>
-          <w:tblCellMar>
-            <w:top w:w="0" w:type="dxa"/>
-            <w:bottom w:w="0" w:type="dxa"/>
-          </w:tblCellMar>
-        </w:tblPrEx>
         <w:tc>
           <w:tcPr>
             <w:tcW w:w="1157" w:type="dxa"/>
@@ -2165,12 +1974,6 @@
         </w:tc>
       </w:tr>
       <w:tr>
-        <w:tblPrEx>
-          <w:tblCellMar>
-            <w:top w:w="0" w:type="dxa"/>
-            <w:bottom w:w="0" w:type="dxa"/>
-          </w:tblCellMar>
-        </w:tblPrEx>
         <w:tc>
           <w:tcPr>
             <w:tcW w:w="1157" w:type="dxa"/>
@@ -2257,12 +2060,6 @@
         </w:tc>
       </w:tr>
       <w:tr>
-        <w:tblPrEx>
-          <w:tblCellMar>
-            <w:top w:w="0" w:type="dxa"/>
-            <w:bottom w:w="0" w:type="dxa"/>
-          </w:tblCellMar>
-        </w:tblPrEx>
         <w:tc>
           <w:tcPr>
             <w:tcW w:w="1157" w:type="dxa"/>
@@ -2335,12 +2132,6 @@
         </w:tc>
       </w:tr>
       <w:tr>
-        <w:tblPrEx>
-          <w:tblCellMar>
-            <w:top w:w="0" w:type="dxa"/>
-            <w:bottom w:w="0" w:type="dxa"/>
-          </w:tblCellMar>
-        </w:tblPrEx>
         <w:tc>
           <w:tcPr>
             <w:tcW w:w="1157" w:type="dxa"/>
@@ -2413,12 +2204,6 @@
         </w:tc>
       </w:tr>
       <w:tr>
-        <w:tblPrEx>
-          <w:tblCellMar>
-            <w:top w:w="0" w:type="dxa"/>
-            <w:bottom w:w="0" w:type="dxa"/>
-          </w:tblCellMar>
-        </w:tblPrEx>
         <w:tc>
           <w:tcPr>
             <w:tcW w:w="1157" w:type="dxa"/>
@@ -2491,12 +2276,6 @@
         </w:tc>
       </w:tr>
       <w:tr>
-        <w:tblPrEx>
-          <w:tblCellMar>
-            <w:top w:w="0" w:type="dxa"/>
-            <w:bottom w:w="0" w:type="dxa"/>
-          </w:tblCellMar>
-        </w:tblPrEx>
         <w:tc>
           <w:tcPr>
             <w:tcW w:w="1157" w:type="dxa"/>
@@ -2569,12 +2348,6 @@
         </w:tc>
       </w:tr>
       <w:tr>
-        <w:tblPrEx>
-          <w:tblCellMar>
-            <w:top w:w="0" w:type="dxa"/>
-            <w:bottom w:w="0" w:type="dxa"/>
-          </w:tblCellMar>
-        </w:tblPrEx>
         <w:tc>
           <w:tcPr>
             <w:tcW w:w="1157" w:type="dxa"/>
@@ -2668,12 +2441,6 @@
         </w:tc>
       </w:tr>
       <w:tr>
-        <w:tblPrEx>
-          <w:tblCellMar>
-            <w:top w:w="0" w:type="dxa"/>
-            <w:bottom w:w="0" w:type="dxa"/>
-          </w:tblCellMar>
-        </w:tblPrEx>
         <w:tc>
           <w:tcPr>
             <w:tcW w:w="1157" w:type="dxa"/>
@@ -2746,12 +2513,6 @@
         </w:tc>
       </w:tr>
       <w:tr>
-        <w:tblPrEx>
-          <w:tblCellMar>
-            <w:top w:w="0" w:type="dxa"/>
-            <w:bottom w:w="0" w:type="dxa"/>
-          </w:tblCellMar>
-        </w:tblPrEx>
         <w:tc>
           <w:tcPr>
             <w:tcW w:w="1157" w:type="dxa"/>
@@ -2821,11 +2582,9 @@
       <w:r>
         <w:t xml:space="preserve">5. Requisitos </w:t>
       </w:r>
-      <w:proofErr w:type="spellStart"/>
-      <w:r>
-        <w:t>Nao</w:t>
-      </w:r>
-      <w:proofErr w:type="spellEnd"/>
+      <w:r>
+        <w:t>Não</w:t>
+      </w:r>
       <w:r>
         <w:t xml:space="preserve"> Funcionais</w:t>
       </w:r>
@@ -2852,12 +2611,6 @@
         <w:gridCol w:w="8481"/>
       </w:tblGrid>
       <w:tr>
-        <w:tblPrEx>
-          <w:tblCellMar>
-            <w:top w:w="0" w:type="dxa"/>
-            <w:bottom w:w="0" w:type="dxa"/>
-          </w:tblCellMar>
-        </w:tblPrEx>
         <w:trPr>
           <w:tblHeader/>
         </w:trPr>
@@ -2931,12 +2684,6 @@
         </w:tc>
       </w:tr>
       <w:tr>
-        <w:tblPrEx>
-          <w:tblCellMar>
-            <w:top w:w="0" w:type="dxa"/>
-            <w:bottom w:w="0" w:type="dxa"/>
-          </w:tblCellMar>
-        </w:tblPrEx>
         <w:tc>
           <w:tcPr>
             <w:tcW w:w="1157" w:type="dxa"/>
@@ -3025,12 +2772,6 @@
         </w:tc>
       </w:tr>
       <w:tr>
-        <w:tblPrEx>
-          <w:tblCellMar>
-            <w:top w:w="0" w:type="dxa"/>
-            <w:bottom w:w="0" w:type="dxa"/>
-          </w:tblCellMar>
-        </w:tblPrEx>
         <w:tc>
           <w:tcPr>
             <w:tcW w:w="1157" w:type="dxa"/>
@@ -3096,12 +2837,6 @@
         </w:tc>
       </w:tr>
       <w:tr>
-        <w:tblPrEx>
-          <w:tblCellMar>
-            <w:top w:w="0" w:type="dxa"/>
-            <w:bottom w:w="0" w:type="dxa"/>
-          </w:tblCellMar>
-        </w:tblPrEx>
         <w:tc>
           <w:tcPr>
             <w:tcW w:w="1157" w:type="dxa"/>
@@ -3190,12 +2925,6 @@
         </w:tc>
       </w:tr>
       <w:tr>
-        <w:tblPrEx>
-          <w:tblCellMar>
-            <w:top w:w="0" w:type="dxa"/>
-            <w:bottom w:w="0" w:type="dxa"/>
-          </w:tblCellMar>
-        </w:tblPrEx>
         <w:tc>
           <w:tcPr>
             <w:tcW w:w="1157" w:type="dxa"/>
@@ -3298,12 +3027,6 @@
         </w:tc>
       </w:tr>
       <w:tr>
-        <w:tblPrEx>
-          <w:tblCellMar>
-            <w:top w:w="0" w:type="dxa"/>
-            <w:bottom w:w="0" w:type="dxa"/>
-          </w:tblCellMar>
-        </w:tblPrEx>
         <w:tc>
           <w:tcPr>
             <w:tcW w:w="1157" w:type="dxa"/>
@@ -3362,12 +3085,6 @@
         </w:tc>
       </w:tr>
       <w:tr>
-        <w:tblPrEx>
-          <w:tblCellMar>
-            <w:top w:w="0" w:type="dxa"/>
-            <w:bottom w:w="0" w:type="dxa"/>
-          </w:tblCellMar>
-        </w:tblPrEx>
         <w:tc>
           <w:tcPr>
             <w:tcW w:w="1157" w:type="dxa"/>
@@ -3531,13 +3248,7 @@
         <w:pStyle w:val="Ttulo3"/>
       </w:pPr>
       <w:r>
-        <w:t>Critérios</w:t>
-      </w:r>
-      <w:r>
-        <w:t xml:space="preserve"> de </w:t>
-      </w:r>
-      <w:r>
-        <w:t>aceitação</w:t>
+        <w:t>Critérios de aceitação</w:t>
       </w:r>
     </w:p>
     <w:p>
@@ -3584,10 +3295,7 @@
         <w:spacing w:before="60" w:after="60"/>
       </w:pPr>
       <w:r>
-        <w:t>Após</w:t>
-      </w:r>
-      <w:r>
-        <w:t xml:space="preserve"> 3 tentativas incorretas o sistema encerra automaticamente</w:t>
+        <w:t>Após 3 tentativas incorretas o sistema encerra automaticamente</w:t>
       </w:r>
     </w:p>
     <w:p>
@@ -3644,10 +3352,7 @@
         <w:spacing w:before="60" w:after="60"/>
       </w:pPr>
       <w:r>
-        <w:t>Opções</w:t>
-      </w:r>
-      <w:r>
-        <w:t xml:space="preserve"> bloqueadas exibem texto '[apenas BIBLIOTECARIO/ADMIN]'</w:t>
+        <w:t>Opções bloqueadas exibem texto '[apenas BIBLIOTECARIO/ADMIN]'</w:t>
       </w:r>
     </w:p>
     <w:tbl>
@@ -3671,12 +3376,6 @@
         <w:gridCol w:w="9638"/>
       </w:tblGrid>
       <w:tr>
-        <w:tblPrEx>
-          <w:tblCellMar>
-            <w:top w:w="0" w:type="dxa"/>
-            <w:bottom w:w="0" w:type="dxa"/>
-          </w:tblCellMar>
-        </w:tblPrEx>
         <w:tc>
           <w:tcPr>
             <w:tcW w:w="9638" w:type="dxa"/>
@@ -4580,13 +4279,7 @@
         <w:pStyle w:val="Ttulo3"/>
       </w:pPr>
       <w:r>
-        <w:t>Critérios</w:t>
-      </w:r>
-      <w:r>
-        <w:t xml:space="preserve"> de </w:t>
-      </w:r>
-      <w:r>
-        <w:t>aceitação</w:t>
+        <w:t>Critérios de aceitação</w:t>
       </w:r>
     </w:p>
     <w:p>
@@ -4735,12 +4428,6 @@
         <w:gridCol w:w="9638"/>
       </w:tblGrid>
       <w:tr>
-        <w:tblPrEx>
-          <w:tblCellMar>
-            <w:top w:w="0" w:type="dxa"/>
-            <w:bottom w:w="0" w:type="dxa"/>
-          </w:tblCellMar>
-        </w:tblPrEx>
         <w:tc>
           <w:tcPr>
             <w:tcW w:w="9638" w:type="dxa"/>
@@ -5348,13 +5035,7 @@
         <w:pStyle w:val="Ttulo3"/>
       </w:pPr>
       <w:r>
-        <w:t>Critérios</w:t>
-      </w:r>
-      <w:r>
-        <w:t xml:space="preserve"> de </w:t>
-      </w:r>
-      <w:r>
-        <w:t>aceitação</w:t>
+        <w:t>Critérios de aceitação</w:t>
       </w:r>
     </w:p>
     <w:p>
@@ -5466,12 +5147,6 @@
         <w:gridCol w:w="9638"/>
       </w:tblGrid>
       <w:tr>
-        <w:tblPrEx>
-          <w:tblCellMar>
-            <w:top w:w="0" w:type="dxa"/>
-            <w:bottom w:w="0" w:type="dxa"/>
-          </w:tblCellMar>
-        </w:tblPrEx>
         <w:tc>
           <w:tcPr>
             <w:tcW w:w="9638" w:type="dxa"/>
@@ -6166,13 +5841,7 @@
         <w:pStyle w:val="Ttulo3"/>
       </w:pPr>
       <w:r>
-        <w:t>Critérios</w:t>
-      </w:r>
-      <w:r>
-        <w:t xml:space="preserve"> de </w:t>
-      </w:r>
-      <w:r>
-        <w:t>aceitação</w:t>
+        <w:t>Critérios de aceitação</w:t>
       </w:r>
     </w:p>
     <w:p>
@@ -6232,16 +5901,7 @@
         <w:spacing w:before="60" w:after="60"/>
       </w:pPr>
       <w:r>
-        <w:t>Após</w:t>
-      </w:r>
-      <w:r>
-        <w:t xml:space="preserve"> </w:t>
-      </w:r>
-      <w:r>
-        <w:t>devolução</w:t>
-      </w:r>
-      <w:r>
-        <w:t xml:space="preserve"> o livro volta ao status DISPONIVEL no banco</w:t>
+        <w:t>Após devolução o livro volta ao status DISPONIVEL no banco</w:t>
       </w:r>
     </w:p>
     <w:p>
@@ -6254,22 +5914,7 @@
         <w:spacing w:before="60" w:after="60"/>
       </w:pPr>
       <w:r>
-        <w:t>Empréstimo</w:t>
-      </w:r>
-      <w:r>
-        <w:t xml:space="preserve"> </w:t>
-      </w:r>
-      <w:r>
-        <w:t>já</w:t>
-      </w:r>
-      <w:r>
-        <w:t xml:space="preserve"> devolvido </w:t>
-      </w:r>
-      <w:r>
-        <w:t>não</w:t>
-      </w:r>
-      <w:r>
-        <w:t xml:space="preserve"> pode ser devolvido novamente</w:t>
+        <w:t>Empréstimo já devolvido não pode ser devolvido novamente</w:t>
       </w:r>
     </w:p>
     <w:tbl>
@@ -6293,12 +5938,6 @@
         <w:gridCol w:w="9638"/>
       </w:tblGrid>
       <w:tr>
-        <w:tblPrEx>
-          <w:tblCellMar>
-            <w:top w:w="0" w:type="dxa"/>
-            <w:bottom w:w="0" w:type="dxa"/>
-          </w:tblCellMar>
-        </w:tblPrEx>
         <w:tc>
           <w:tcPr>
             <w:tcW w:w="9638" w:type="dxa"/>
@@ -6694,16 +6333,7 @@
                 <w:sz w:val="19"/>
                 <w:szCs w:val="19"/>
               </w:rPr>
-              <w:t xml:space="preserve">Cenário </w:t>
-            </w:r>
-            <w:r>
-              <w:rPr>
-                <w:rFonts w:ascii="Courier New" w:eastAsia="Courier New" w:hAnsi="Courier New" w:cs="Courier New"/>
-                <w:color w:val="333333"/>
-                <w:sz w:val="19"/>
-                <w:szCs w:val="19"/>
-              </w:rPr>
-              <w:t>2</w:t>
+              <w:t>Cenário 2</w:t>
             </w:r>
             <w:r>
               <w:rPr>
@@ -6956,13 +6586,7 @@
         <w:pStyle w:val="Ttulo3"/>
       </w:pPr>
       <w:r>
-        <w:t>Critérios</w:t>
-      </w:r>
-      <w:r>
-        <w:t xml:space="preserve"> de </w:t>
-      </w:r>
-      <w:r>
-        <w:t>aceitação</w:t>
+        <w:t>Critérios de aceitação</w:t>
       </w:r>
     </w:p>
     <w:p>
@@ -6975,16 +6599,7 @@
         <w:spacing w:before="60" w:after="60"/>
       </w:pPr>
       <w:r>
-        <w:t>Empréstimos</w:t>
-      </w:r>
-      <w:r>
-        <w:t xml:space="preserve"> com mais de 14 dias sem </w:t>
-      </w:r>
-      <w:r>
-        <w:t>devolução</w:t>
-      </w:r>
-      <w:r>
-        <w:t xml:space="preserve"> aparecem em atraso com dias contados</w:t>
+        <w:t>Empréstimos com mais de 14 dias sem devolução aparecem em atraso com dias contados</w:t>
       </w:r>
     </w:p>
     <w:p>
